--- a/public/resume/resume.docx
+++ b/public/resume/resume.docx
@@ -62,6 +62,7 @@
           <w:smallCaps w:val="0"/>
           <w:sz w:val="20"/>
           <w:szCs w:val="20"/>
+          <w:u w:val="single"/>
           <w:vertAlign w:val="baseline"/>
         </w:rPr>
       </w:pPr>
@@ -143,6 +144,7 @@
             <w:rFonts w:ascii="Spectral" w:cs="Spectral" w:eastAsia="Spectral" w:hAnsi="Spectral"/>
             <w:sz w:val="20"/>
             <w:szCs w:val="20"/>
+            <w:u w:val="single"/>
             <w:rtl w:val="0"/>
           </w:rPr>
           <w:t xml:space="preserve">Github</w:t>
@@ -163,6 +165,7 @@
             <w:rFonts w:ascii="Spectral" w:cs="Spectral" w:eastAsia="Spectral" w:hAnsi="Spectral"/>
             <w:sz w:val="20"/>
             <w:szCs w:val="20"/>
+            <w:u w:val="single"/>
             <w:rtl w:val="0"/>
           </w:rPr>
           <w:t xml:space="preserve">LinkedIn</w:t>
@@ -183,6 +186,7 @@
             <w:rFonts w:ascii="Spectral" w:cs="Spectral" w:eastAsia="Spectral" w:hAnsi="Spectral"/>
             <w:sz w:val="20"/>
             <w:szCs w:val="20"/>
+            <w:u w:val="single"/>
             <w:rtl w:val="0"/>
           </w:rPr>
           <w:t xml:space="preserve">Portfolio</w:t>
@@ -581,19 +585,239 @@
             <w:u w:val="single"/>
             <w:rtl w:val="0"/>
           </w:rPr>
-          <w:t xml:space="preserve">Live project</w:t>
+          <w:t xml:space="preserve">GitHub Repository</w:t>
         </w:r>
       </w:hyperlink>
       <w:r>
         <w:rPr>
-          <w:rFonts w:ascii="Spectral" w:cs="Spectral" w:eastAsia="Spectral" w:hAnsi="Spectral"/>
-          <w:sz w:val="20"/>
-          <w:szCs w:val="20"/>
-          <w:rtl w:val="0"/>
-        </w:rPr>
-        <w:t xml:space="preserve">   👈    </w:t>
-      </w:r>
+          <w:rtl w:val="0"/>
+        </w:rPr>
+      </w:r>
+    </w:p>
+    <w:p>
+      <w:pPr>
+        <w:rPr>
+          <w:rFonts w:ascii="Spectral" w:cs="Spectral" w:eastAsia="Spectral" w:hAnsi="Spectral"/>
+          <w:sz w:val="20"/>
+          <w:szCs w:val="20"/>
+        </w:rPr>
+      </w:pPr>
+      <w:r>
+        <w:rPr>
+          <w:rtl w:val="0"/>
+        </w:rPr>
+      </w:r>
+    </w:p>
+    <w:p>
+      <w:pPr>
+        <w:rPr>
+          <w:rFonts w:ascii="Spectral" w:cs="Spectral" w:eastAsia="Spectral" w:hAnsi="Spectral"/>
+          <w:sz w:val="20"/>
+          <w:szCs w:val="20"/>
+          <w:u w:val="single"/>
+        </w:rPr>
+      </w:pPr>
       <w:hyperlink r:id="rId13">
+        <w:r>
+          <w:rPr>
+            <w:rFonts w:ascii="Spectral" w:cs="Spectral" w:eastAsia="Spectral" w:hAnsi="Spectral"/>
+            <w:b w:val="1"/>
+            <w:sz w:val="20"/>
+            <w:szCs w:val="20"/>
+            <w:u w:val="single"/>
+            <w:rtl w:val="0"/>
+          </w:rPr>
+          <w:t xml:space="preserve">SURGERY STATUS BOARD</w:t>
+        </w:r>
+      </w:hyperlink>
+      <w:r>
+        <w:rPr>
+          <w:rtl w:val="0"/>
+        </w:rPr>
+      </w:r>
+    </w:p>
+    <w:p>
+      <w:pPr>
+        <w:numPr>
+          <w:ilvl w:val="0"/>
+          <w:numId w:val="6"/>
+        </w:numPr>
+        <w:ind w:left="720" w:hanging="360"/>
+        <w:rPr>
+          <w:rFonts w:ascii="Spectral" w:cs="Spectral" w:eastAsia="Spectral" w:hAnsi="Spectral"/>
+          <w:sz w:val="20"/>
+          <w:szCs w:val="20"/>
+        </w:rPr>
+      </w:pPr>
+      <w:r>
+        <w:rPr>
+          <w:rFonts w:ascii="Spectral" w:cs="Spectral" w:eastAsia="Spectral" w:hAnsi="Spectral"/>
+          <w:sz w:val="20"/>
+          <w:szCs w:val="20"/>
+          <w:rtl w:val="0"/>
+        </w:rPr>
+        <w:t xml:space="preserve">A real-time surgery status dashboard—track multiple operating rooms, see procedure progress at a glance, and stay updated with live data for smooth hospital workflows.</w:t>
+      </w:r>
+    </w:p>
+    <w:p>
+      <w:pPr>
+        <w:numPr>
+          <w:ilvl w:val="0"/>
+          <w:numId w:val="6"/>
+        </w:numPr>
+        <w:ind w:left="720" w:hanging="360"/>
+        <w:rPr>
+          <w:rFonts w:ascii="Spectral" w:cs="Spectral" w:eastAsia="Spectral" w:hAnsi="Spectral"/>
+          <w:sz w:val="20"/>
+          <w:szCs w:val="20"/>
+        </w:rPr>
+      </w:pPr>
+      <w:r>
+        <w:rPr>
+          <w:rFonts w:ascii="Spectral" w:cs="Spectral" w:eastAsia="Spectral" w:hAnsi="Spectral"/>
+          <w:sz w:val="20"/>
+          <w:szCs w:val="20"/>
+          <w:rtl w:val="0"/>
+        </w:rPr>
+        <w:t xml:space="preserve">Built with React, React Router, Tailwind, CSS</w:t>
+      </w:r>
+    </w:p>
+    <w:p>
+      <w:pPr>
+        <w:numPr>
+          <w:ilvl w:val="0"/>
+          <w:numId w:val="6"/>
+        </w:numPr>
+        <w:ind w:left="720" w:hanging="360"/>
+        <w:rPr>
+          <w:rFonts w:ascii="Spectral" w:cs="Spectral" w:eastAsia="Spectral" w:hAnsi="Spectral"/>
+          <w:sz w:val="20"/>
+          <w:szCs w:val="20"/>
+        </w:rPr>
+      </w:pPr>
+      <w:hyperlink r:id="rId14">
+        <w:r>
+          <w:rPr>
+            <w:rFonts w:ascii="Spectral" w:cs="Spectral" w:eastAsia="Spectral" w:hAnsi="Spectral"/>
+            <w:sz w:val="20"/>
+            <w:szCs w:val="20"/>
+            <w:u w:val="single"/>
+            <w:rtl w:val="0"/>
+          </w:rPr>
+          <w:t xml:space="preserve"> GitHub Repository</w:t>
+        </w:r>
+      </w:hyperlink>
+      <w:r>
+        <w:rPr>
+          <w:rtl w:val="0"/>
+        </w:rPr>
+      </w:r>
+    </w:p>
+    <w:p>
+      <w:pPr>
+        <w:rPr>
+          <w:rFonts w:ascii="Spectral" w:cs="Spectral" w:eastAsia="Spectral" w:hAnsi="Spectral"/>
+          <w:sz w:val="20"/>
+          <w:szCs w:val="20"/>
+        </w:rPr>
+      </w:pPr>
+      <w:r>
+        <w:rPr>
+          <w:rtl w:val="0"/>
+        </w:rPr>
+      </w:r>
+    </w:p>
+    <w:p>
+      <w:pPr>
+        <w:rPr>
+          <w:rFonts w:ascii="Spectral" w:cs="Spectral" w:eastAsia="Spectral" w:hAnsi="Spectral"/>
+          <w:b w:val="1"/>
+          <w:sz w:val="20"/>
+          <w:szCs w:val="20"/>
+          <w:u w:val="single"/>
+        </w:rPr>
+      </w:pPr>
+      <w:hyperlink r:id="rId15">
+        <w:r>
+          <w:rPr>
+            <w:rFonts w:ascii="Spectral" w:cs="Spectral" w:eastAsia="Spectral" w:hAnsi="Spectral"/>
+            <w:b w:val="1"/>
+            <w:sz w:val="20"/>
+            <w:szCs w:val="20"/>
+            <w:u w:val="single"/>
+            <w:rtl w:val="0"/>
+          </w:rPr>
+          <w:t xml:space="preserve">LOGOIPSUM</w:t>
+        </w:r>
+      </w:hyperlink>
+      <w:r>
+        <w:rPr>
+          <w:rtl w:val="0"/>
+        </w:rPr>
+      </w:r>
+    </w:p>
+    <w:p>
+      <w:pPr>
+        <w:numPr>
+          <w:ilvl w:val="0"/>
+          <w:numId w:val="2"/>
+        </w:numPr>
+        <w:ind w:left="720" w:hanging="360"/>
+        <w:rPr>
+          <w:rFonts w:ascii="Spectral" w:cs="Spectral" w:eastAsia="Spectral" w:hAnsi="Spectral"/>
+          <w:sz w:val="20"/>
+          <w:szCs w:val="20"/>
+          <w:u w:val="none"/>
+        </w:rPr>
+      </w:pPr>
+      <w:r>
+        <w:rPr>
+          <w:rFonts w:ascii="Spectral" w:cs="Spectral" w:eastAsia="Spectral" w:hAnsi="Spectral"/>
+          <w:sz w:val="20"/>
+          <w:szCs w:val="20"/>
+          <w:rtl w:val="0"/>
+        </w:rPr>
+        <w:t xml:space="preserve">A sleek one-page app for stylish home décor. Browse your favorites, shop with ease, and enjoy a responsive experience across all devices.</w:t>
+      </w:r>
+    </w:p>
+    <w:p>
+      <w:pPr>
+        <w:numPr>
+          <w:ilvl w:val="0"/>
+          <w:numId w:val="2"/>
+        </w:numPr>
+        <w:ind w:left="720" w:hanging="360"/>
+        <w:rPr>
+          <w:rFonts w:ascii="Spectral" w:cs="Spectral" w:eastAsia="Spectral" w:hAnsi="Spectral"/>
+          <w:sz w:val="20"/>
+          <w:szCs w:val="20"/>
+          <w:u w:val="none"/>
+        </w:rPr>
+      </w:pPr>
+      <w:r>
+        <w:rPr>
+          <w:rFonts w:ascii="Spectral" w:cs="Spectral" w:eastAsia="Spectral" w:hAnsi="Spectral"/>
+          <w:sz w:val="20"/>
+          <w:szCs w:val="20"/>
+          <w:rtl w:val="0"/>
+        </w:rPr>
+        <w:t xml:space="preserve">Built with:  React, Tailwind, CSS</w:t>
+      </w:r>
+    </w:p>
+    <w:p>
+      <w:pPr>
+        <w:numPr>
+          <w:ilvl w:val="0"/>
+          <w:numId w:val="2"/>
+        </w:numPr>
+        <w:ind w:left="720" w:hanging="360"/>
+        <w:rPr>
+          <w:rFonts w:ascii="Spectral" w:cs="Spectral" w:eastAsia="Spectral" w:hAnsi="Spectral"/>
+          <w:sz w:val="20"/>
+          <w:szCs w:val="20"/>
+        </w:rPr>
+      </w:pPr>
+      <w:hyperlink r:id="rId16">
         <w:r>
           <w:rPr>
             <w:rFonts w:ascii="Spectral" w:cs="Spectral" w:eastAsia="Spectral" w:hAnsi="Spectral"/>
@@ -607,38 +831,34 @@
       </w:hyperlink>
       <w:r>
         <w:rPr>
-          <w:rFonts w:ascii="Spectral" w:cs="Spectral" w:eastAsia="Spectral" w:hAnsi="Spectral"/>
-          <w:sz w:val="20"/>
-          <w:szCs w:val="20"/>
-          <w:rtl w:val="0"/>
-        </w:rPr>
-        <w:t xml:space="preserve">   👈</w:t>
-      </w:r>
-    </w:p>
-    <w:p>
-      <w:pPr>
-        <w:rPr>
-          <w:rFonts w:ascii="Spectral" w:cs="Spectral" w:eastAsia="Spectral" w:hAnsi="Spectral"/>
-          <w:sz w:val="20"/>
-          <w:szCs w:val="20"/>
-        </w:rPr>
-      </w:pPr>
-      <w:r>
-        <w:rPr>
-          <w:rtl w:val="0"/>
-        </w:rPr>
-      </w:r>
-    </w:p>
-    <w:p>
-      <w:pPr>
-        <w:rPr>
-          <w:rFonts w:ascii="Spectral" w:cs="Spectral" w:eastAsia="Spectral" w:hAnsi="Spectral"/>
-          <w:b w:val="1"/>
-          <w:sz w:val="20"/>
-          <w:szCs w:val="20"/>
-        </w:rPr>
-      </w:pPr>
-      <w:hyperlink r:id="rId14">
+          <w:rtl w:val="0"/>
+        </w:rPr>
+      </w:r>
+    </w:p>
+    <w:p>
+      <w:pPr>
+        <w:rPr>
+          <w:rFonts w:ascii="Spectral" w:cs="Spectral" w:eastAsia="Spectral" w:hAnsi="Spectral"/>
+          <w:sz w:val="20"/>
+          <w:szCs w:val="20"/>
+        </w:rPr>
+      </w:pPr>
+      <w:r>
+        <w:rPr>
+          <w:rtl w:val="0"/>
+        </w:rPr>
+      </w:r>
+    </w:p>
+    <w:p>
+      <w:pPr>
+        <w:rPr>
+          <w:rFonts w:ascii="Spectral" w:cs="Spectral" w:eastAsia="Spectral" w:hAnsi="Spectral"/>
+          <w:b w:val="1"/>
+          <w:sz w:val="20"/>
+          <w:szCs w:val="20"/>
+        </w:rPr>
+      </w:pPr>
+      <w:hyperlink r:id="rId17">
         <w:r>
           <w:rPr>
             <w:rFonts w:ascii="Spectral" w:cs="Spectral" w:eastAsia="Spectral" w:hAnsi="Spectral"/>
@@ -719,28 +939,7 @@
           <w:u w:val="none"/>
         </w:rPr>
       </w:pPr>
-      <w:hyperlink r:id="rId15">
-        <w:r>
-          <w:rPr>
-            <w:rFonts w:ascii="Spectral" w:cs="Spectral" w:eastAsia="Spectral" w:hAnsi="Spectral"/>
-            <w:sz w:val="20"/>
-            <w:szCs w:val="20"/>
-            <w:u w:val="single"/>
-            <w:rtl w:val="0"/>
-          </w:rPr>
-          <w:t xml:space="preserve">Live project</w:t>
-        </w:r>
-      </w:hyperlink>
-      <w:r>
-        <w:rPr>
-          <w:rFonts w:ascii="Spectral" w:cs="Spectral" w:eastAsia="Spectral" w:hAnsi="Spectral"/>
-          <w:sz w:val="20"/>
-          <w:szCs w:val="20"/>
-          <w:rtl w:val="0"/>
-        </w:rPr>
-        <w:t xml:space="preserve">  👈    </w:t>
-      </w:r>
-      <w:hyperlink r:id="rId16">
+      <w:hyperlink r:id="rId18">
         <w:r>
           <w:rPr>
             <w:rFonts w:ascii="Spectral" w:cs="Spectral" w:eastAsia="Spectral" w:hAnsi="Spectral"/>
@@ -754,38 +953,34 @@
       </w:hyperlink>
       <w:r>
         <w:rPr>
-          <w:rFonts w:ascii="Spectral" w:cs="Spectral" w:eastAsia="Spectral" w:hAnsi="Spectral"/>
-          <w:sz w:val="20"/>
-          <w:szCs w:val="20"/>
-          <w:rtl w:val="0"/>
-        </w:rPr>
-        <w:t xml:space="preserve">  👈</w:t>
-      </w:r>
-    </w:p>
-    <w:p>
-      <w:pPr>
-        <w:rPr>
-          <w:rFonts w:ascii="Spectral" w:cs="Spectral" w:eastAsia="Spectral" w:hAnsi="Spectral"/>
-          <w:sz w:val="20"/>
-          <w:szCs w:val="20"/>
-        </w:rPr>
-      </w:pPr>
-      <w:r>
-        <w:rPr>
-          <w:rtl w:val="0"/>
-        </w:rPr>
-      </w:r>
-    </w:p>
-    <w:p>
-      <w:pPr>
-        <w:rPr>
-          <w:rFonts w:ascii="Spectral" w:cs="Spectral" w:eastAsia="Spectral" w:hAnsi="Spectral"/>
-          <w:b w:val="1"/>
-          <w:sz w:val="20"/>
-          <w:szCs w:val="20"/>
-        </w:rPr>
-      </w:pPr>
-      <w:hyperlink r:id="rId17">
+          <w:rtl w:val="0"/>
+        </w:rPr>
+      </w:r>
+    </w:p>
+    <w:p>
+      <w:pPr>
+        <w:rPr>
+          <w:rFonts w:ascii="Spectral" w:cs="Spectral" w:eastAsia="Spectral" w:hAnsi="Spectral"/>
+          <w:sz w:val="20"/>
+          <w:szCs w:val="20"/>
+        </w:rPr>
+      </w:pPr>
+      <w:r>
+        <w:rPr>
+          <w:rtl w:val="0"/>
+        </w:rPr>
+      </w:r>
+    </w:p>
+    <w:p>
+      <w:pPr>
+        <w:rPr>
+          <w:rFonts w:ascii="Spectral" w:cs="Spectral" w:eastAsia="Spectral" w:hAnsi="Spectral"/>
+          <w:b w:val="1"/>
+          <w:sz w:val="20"/>
+          <w:szCs w:val="20"/>
+        </w:rPr>
+      </w:pPr>
+      <w:hyperlink r:id="rId19">
         <w:r>
           <w:rPr>
             <w:rFonts w:ascii="Spectral" w:cs="Spectral" w:eastAsia="Spectral" w:hAnsi="Spectral"/>
@@ -875,28 +1070,7 @@
           <w:u w:val="none"/>
         </w:rPr>
       </w:pPr>
-      <w:hyperlink r:id="rId18">
-        <w:r>
-          <w:rPr>
-            <w:rFonts w:ascii="Spectral" w:cs="Spectral" w:eastAsia="Spectral" w:hAnsi="Spectral"/>
-            <w:sz w:val="20"/>
-            <w:szCs w:val="20"/>
-            <w:u w:val="single"/>
-            <w:rtl w:val="0"/>
-          </w:rPr>
-          <w:t xml:space="preserve">Live project</w:t>
-        </w:r>
-      </w:hyperlink>
-      <w:r>
-        <w:rPr>
-          <w:rFonts w:ascii="Spectral" w:cs="Spectral" w:eastAsia="Spectral" w:hAnsi="Spectral"/>
-          <w:sz w:val="20"/>
-          <w:szCs w:val="20"/>
-          <w:rtl w:val="0"/>
-        </w:rPr>
-        <w:t xml:space="preserve">  👈             </w:t>
-      </w:r>
-      <w:hyperlink r:id="rId19">
+      <w:hyperlink r:id="rId20">
         <w:r>
           <w:rPr>
             <w:rFonts w:ascii="Spectral" w:cs="Spectral" w:eastAsia="Spectral" w:hAnsi="Spectral"/>
@@ -910,38 +1084,34 @@
       </w:hyperlink>
       <w:r>
         <w:rPr>
-          <w:rFonts w:ascii="Spectral" w:cs="Spectral" w:eastAsia="Spectral" w:hAnsi="Spectral"/>
-          <w:sz w:val="20"/>
-          <w:szCs w:val="20"/>
-          <w:rtl w:val="0"/>
-        </w:rPr>
-        <w:t xml:space="preserve">  👈 </w:t>
-      </w:r>
-    </w:p>
-    <w:p>
-      <w:pPr>
-        <w:rPr>
-          <w:rFonts w:ascii="Spectral" w:cs="Spectral" w:eastAsia="Spectral" w:hAnsi="Spectral"/>
-          <w:sz w:val="20"/>
-          <w:szCs w:val="20"/>
-        </w:rPr>
-      </w:pPr>
-      <w:r>
-        <w:rPr>
-          <w:rtl w:val="0"/>
-        </w:rPr>
-      </w:r>
-    </w:p>
-    <w:p>
-      <w:pPr>
-        <w:rPr>
-          <w:rFonts w:ascii="Spectral" w:cs="Spectral" w:eastAsia="Spectral" w:hAnsi="Spectral"/>
-          <w:b w:val="1"/>
-          <w:sz w:val="20"/>
-          <w:szCs w:val="20"/>
-        </w:rPr>
-      </w:pPr>
-      <w:hyperlink r:id="rId20">
+          <w:rtl w:val="0"/>
+        </w:rPr>
+      </w:r>
+    </w:p>
+    <w:p>
+      <w:pPr>
+        <w:rPr>
+          <w:rFonts w:ascii="Spectral" w:cs="Spectral" w:eastAsia="Spectral" w:hAnsi="Spectral"/>
+          <w:sz w:val="20"/>
+          <w:szCs w:val="20"/>
+        </w:rPr>
+      </w:pPr>
+      <w:r>
+        <w:rPr>
+          <w:rtl w:val="0"/>
+        </w:rPr>
+      </w:r>
+    </w:p>
+    <w:p>
+      <w:pPr>
+        <w:rPr>
+          <w:rFonts w:ascii="Spectral" w:cs="Spectral" w:eastAsia="Spectral" w:hAnsi="Spectral"/>
+          <w:b w:val="1"/>
+          <w:sz w:val="20"/>
+          <w:szCs w:val="20"/>
+        </w:rPr>
+      </w:pPr>
+      <w:hyperlink r:id="rId21">
         <w:r>
           <w:rPr>
             <w:rFonts w:ascii="Spectral" w:cs="Spectral" w:eastAsia="Spectral" w:hAnsi="Spectral"/>
@@ -1022,36 +1192,6 @@
           <w:u w:val="none"/>
         </w:rPr>
       </w:pPr>
-      <w:hyperlink r:id="rId21">
-        <w:r>
-          <w:rPr>
-            <w:rFonts w:ascii="Spectral" w:cs="Spectral" w:eastAsia="Spectral" w:hAnsi="Spectral"/>
-            <w:sz w:val="20"/>
-            <w:szCs w:val="20"/>
-            <w:u w:val="single"/>
-            <w:rtl w:val="0"/>
-          </w:rPr>
-          <w:t xml:space="preserve">Live project</w:t>
-        </w:r>
-      </w:hyperlink>
-      <w:r>
-        <w:rPr>
-          <w:rFonts w:ascii="Spectral" w:cs="Spectral" w:eastAsia="Spectral" w:hAnsi="Spectral"/>
-          <w:sz w:val="20"/>
-          <w:szCs w:val="20"/>
-          <w:rtl w:val="0"/>
-        </w:rPr>
-        <w:t xml:space="preserve">   </w:t>
-      </w:r>
-      <w:r>
-        <w:rPr>
-          <w:rFonts w:ascii="Spectral" w:cs="Spectral" w:eastAsia="Spectral" w:hAnsi="Spectral"/>
-          <w:sz w:val="20"/>
-          <w:szCs w:val="20"/>
-          <w:rtl w:val="0"/>
-        </w:rPr>
-        <w:t xml:space="preserve">👈         </w:t>
-      </w:r>
       <w:hyperlink r:id="rId22">
         <w:r>
           <w:rPr>
@@ -1066,322 +1206,13 @@
       </w:hyperlink>
       <w:r>
         <w:rPr>
-          <w:rFonts w:ascii="Spectral" w:cs="Spectral" w:eastAsia="Spectral" w:hAnsi="Spectral"/>
-          <w:sz w:val="20"/>
-          <w:szCs w:val="20"/>
-          <w:rtl w:val="0"/>
-        </w:rPr>
-        <w:t xml:space="preserve">  👈</w:t>
-      </w:r>
-    </w:p>
-    <w:p>
-      <w:pPr>
-        <w:rPr>
-          <w:rFonts w:ascii="Spectral" w:cs="Spectral" w:eastAsia="Spectral" w:hAnsi="Spectral"/>
-          <w:sz w:val="20"/>
-          <w:szCs w:val="20"/>
-        </w:rPr>
-      </w:pPr>
-      <w:r>
-        <w:rPr>
-          <w:rtl w:val="0"/>
-        </w:rPr>
-      </w:r>
-    </w:p>
-    <w:p>
-      <w:pPr>
-        <w:rPr>
-          <w:rFonts w:ascii="Spectral" w:cs="Spectral" w:eastAsia="Spectral" w:hAnsi="Spectral"/>
-          <w:sz w:val="20"/>
-          <w:szCs w:val="20"/>
-        </w:rPr>
-      </w:pPr>
-      <w:hyperlink r:id="rId23">
-        <w:r>
-          <w:rPr>
-            <w:rFonts w:ascii="Spectral" w:cs="Spectral" w:eastAsia="Spectral" w:hAnsi="Spectral"/>
-            <w:b w:val="1"/>
-            <w:sz w:val="20"/>
-            <w:szCs w:val="20"/>
-            <w:u w:val="single"/>
-            <w:rtl w:val="0"/>
-          </w:rPr>
-          <w:t xml:space="preserve">MORTGAGE REPAYMENT</w:t>
-        </w:r>
-      </w:hyperlink>
-      <w:r>
-        <w:rPr>
-          <w:rtl w:val="0"/>
-        </w:rPr>
-      </w:r>
-    </w:p>
-    <w:p>
-      <w:pPr>
-        <w:numPr>
-          <w:ilvl w:val="0"/>
-          <w:numId w:val="6"/>
-        </w:numPr>
-        <w:ind w:left="720" w:hanging="360"/>
-        <w:rPr>
-          <w:rFonts w:ascii="Spectral" w:cs="Spectral" w:eastAsia="Spectral" w:hAnsi="Spectral"/>
-          <w:sz w:val="20"/>
-          <w:szCs w:val="20"/>
-          <w:u w:val="none"/>
-        </w:rPr>
-      </w:pPr>
-      <w:r>
-        <w:rPr>
-          <w:rFonts w:ascii="Spectral" w:cs="Spectral" w:eastAsia="Spectral" w:hAnsi="Spectral"/>
-          <w:sz w:val="20"/>
-          <w:szCs w:val="20"/>
-          <w:rtl w:val="0"/>
-        </w:rPr>
-        <w:t xml:space="preserve">This is a mortgage or loan repayment calculator tool that helps estimate monthly payments based on loan details.</w:t>
-      </w:r>
-    </w:p>
-    <w:p>
-      <w:pPr>
-        <w:numPr>
-          <w:ilvl w:val="0"/>
-          <w:numId w:val="6"/>
-        </w:numPr>
-        <w:ind w:left="720" w:hanging="360"/>
-        <w:rPr>
-          <w:rFonts w:ascii="Spectral" w:cs="Spectral" w:eastAsia="Spectral" w:hAnsi="Spectral"/>
-          <w:sz w:val="20"/>
-          <w:szCs w:val="20"/>
-          <w:u w:val="none"/>
-        </w:rPr>
-      </w:pPr>
-      <w:r>
-        <w:rPr>
-          <w:rFonts w:ascii="Spectral" w:cs="Spectral" w:eastAsia="Spectral" w:hAnsi="Spectral"/>
-          <w:sz w:val="20"/>
-          <w:szCs w:val="20"/>
-          <w:rtl w:val="0"/>
-        </w:rPr>
-        <w:t xml:space="preserve">Built with React, Tailwind, CSS</w:t>
-      </w:r>
-    </w:p>
-    <w:p>
-      <w:pPr>
-        <w:numPr>
-          <w:ilvl w:val="0"/>
-          <w:numId w:val="6"/>
-        </w:numPr>
-        <w:ind w:left="720" w:hanging="360"/>
-        <w:rPr>
-          <w:rFonts w:ascii="Spectral" w:cs="Spectral" w:eastAsia="Spectral" w:hAnsi="Spectral"/>
-          <w:sz w:val="20"/>
-          <w:szCs w:val="20"/>
-          <w:u w:val="none"/>
-        </w:rPr>
-      </w:pPr>
-      <w:hyperlink r:id="rId24">
-        <w:r>
-          <w:rPr>
-            <w:rFonts w:ascii="Spectral" w:cs="Spectral" w:eastAsia="Spectral" w:hAnsi="Spectral"/>
-            <w:sz w:val="20"/>
-            <w:szCs w:val="20"/>
-            <w:u w:val="single"/>
-            <w:rtl w:val="0"/>
-          </w:rPr>
-          <w:t xml:space="preserve">Live project</w:t>
-        </w:r>
-      </w:hyperlink>
-      <w:r>
-        <w:rPr>
-          <w:rFonts w:ascii="Spectral" w:cs="Spectral" w:eastAsia="Spectral" w:hAnsi="Spectral"/>
-          <w:sz w:val="20"/>
-          <w:szCs w:val="20"/>
-          <w:rtl w:val="0"/>
-        </w:rPr>
-        <w:t xml:space="preserve">   👈   </w:t>
-      </w:r>
-      <w:hyperlink r:id="rId25">
-        <w:r>
-          <w:rPr>
-            <w:rFonts w:ascii="Spectral" w:cs="Spectral" w:eastAsia="Spectral" w:hAnsi="Spectral"/>
-            <w:sz w:val="20"/>
-            <w:szCs w:val="20"/>
-            <w:u w:val="single"/>
-            <w:rtl w:val="0"/>
-          </w:rPr>
-          <w:t xml:space="preserve">GitHub Repository</w:t>
-        </w:r>
-      </w:hyperlink>
-      <w:r>
-        <w:rPr>
-          <w:rFonts w:ascii="Spectral" w:cs="Spectral" w:eastAsia="Spectral" w:hAnsi="Spectral"/>
-          <w:sz w:val="20"/>
-          <w:szCs w:val="20"/>
-          <w:rtl w:val="0"/>
-        </w:rPr>
-        <w:t xml:space="preserve">   👈</w:t>
-      </w:r>
-    </w:p>
-    <w:p>
-      <w:pPr>
-        <w:rPr>
-          <w:rFonts w:ascii="Spectral" w:cs="Spectral" w:eastAsia="Spectral" w:hAnsi="Spectral"/>
-          <w:sz w:val="20"/>
-          <w:szCs w:val="20"/>
-        </w:rPr>
-      </w:pPr>
-      <w:r>
-        <w:rPr>
-          <w:rtl w:val="0"/>
-        </w:rPr>
-      </w:r>
-    </w:p>
-    <w:p>
-      <w:pPr>
-        <w:rPr>
-          <w:rFonts w:ascii="Spectral" w:cs="Spectral" w:eastAsia="Spectral" w:hAnsi="Spectral"/>
-          <w:sz w:val="20"/>
-          <w:szCs w:val="20"/>
-        </w:rPr>
-      </w:pPr>
-      <w:hyperlink r:id="rId26">
-        <w:r>
-          <w:rPr>
-            <w:rFonts w:ascii="Spectral" w:cs="Spectral" w:eastAsia="Spectral" w:hAnsi="Spectral"/>
-            <w:b w:val="1"/>
-            <w:sz w:val="20"/>
-            <w:szCs w:val="20"/>
-            <w:u w:val="single"/>
-            <w:rtl w:val="0"/>
-          </w:rPr>
-          <w:t xml:space="preserve">TIP CALCULATOR</w:t>
-        </w:r>
-      </w:hyperlink>
-      <w:r>
-        <w:rPr>
-          <w:rFonts w:ascii="Spectral" w:cs="Spectral" w:eastAsia="Spectral" w:hAnsi="Spectral"/>
-          <w:sz w:val="20"/>
-          <w:szCs w:val="20"/>
-          <w:rtl w:val="0"/>
-        </w:rPr>
-        <w:t xml:space="preserve"> </w:t>
-      </w:r>
-    </w:p>
-    <w:p>
-      <w:pPr>
-        <w:numPr>
-          <w:ilvl w:val="0"/>
-          <w:numId w:val="2"/>
-        </w:numPr>
-        <w:ind w:left="720" w:hanging="360"/>
-        <w:rPr>
-          <w:rFonts w:ascii="Spectral" w:cs="Spectral" w:eastAsia="Spectral" w:hAnsi="Spectral"/>
-          <w:sz w:val="20"/>
-          <w:szCs w:val="20"/>
-          <w:u w:val="none"/>
-        </w:rPr>
-      </w:pPr>
-      <w:r>
-        <w:rPr>
-          <w:rFonts w:ascii="Spectral" w:cs="Spectral" w:eastAsia="Spectral" w:hAnsi="Spectral"/>
-          <w:sz w:val="20"/>
-          <w:szCs w:val="20"/>
-          <w:rtl w:val="0"/>
-        </w:rPr>
-        <w:t xml:space="preserve">This is a simple calculator to compute the tip and split the bill—ideal for dining with friends or group payments.</w:t>
-      </w:r>
-    </w:p>
-    <w:p>
-      <w:pPr>
-        <w:numPr>
-          <w:ilvl w:val="0"/>
-          <w:numId w:val="2"/>
-        </w:numPr>
-        <w:ind w:left="720" w:hanging="360"/>
-        <w:rPr>
-          <w:rFonts w:ascii="Spectral" w:cs="Spectral" w:eastAsia="Spectral" w:hAnsi="Spectral"/>
-          <w:sz w:val="20"/>
-          <w:szCs w:val="20"/>
-          <w:u w:val="none"/>
-        </w:rPr>
-      </w:pPr>
-      <w:r>
-        <w:rPr>
-          <w:rFonts w:ascii="Spectral" w:cs="Spectral" w:eastAsia="Spectral" w:hAnsi="Spectral"/>
-          <w:sz w:val="20"/>
-          <w:szCs w:val="20"/>
-          <w:rtl w:val="0"/>
-        </w:rPr>
-        <w:t xml:space="preserve">Built with:  React, Tailwind, CSS</w:t>
-      </w:r>
-    </w:p>
-    <w:p>
-      <w:pPr>
-        <w:numPr>
-          <w:ilvl w:val="0"/>
-          <w:numId w:val="2"/>
-        </w:numPr>
-        <w:ind w:left="720" w:hanging="360"/>
-        <w:rPr>
-          <w:rFonts w:ascii="Spectral" w:cs="Spectral" w:eastAsia="Spectral" w:hAnsi="Spectral"/>
-          <w:sz w:val="20"/>
-          <w:szCs w:val="20"/>
-          <w:u w:val="none"/>
-        </w:rPr>
-      </w:pPr>
-      <w:hyperlink r:id="rId27">
-        <w:r>
-          <w:rPr>
-            <w:rFonts w:ascii="Spectral" w:cs="Spectral" w:eastAsia="Spectral" w:hAnsi="Spectral"/>
-            <w:sz w:val="20"/>
-            <w:szCs w:val="20"/>
-            <w:u w:val="single"/>
-            <w:rtl w:val="0"/>
-          </w:rPr>
-          <w:t xml:space="preserve">Live project</w:t>
-        </w:r>
-      </w:hyperlink>
-      <w:r>
-        <w:rPr>
-          <w:rFonts w:ascii="Spectral" w:cs="Spectral" w:eastAsia="Spectral" w:hAnsi="Spectral"/>
-          <w:sz w:val="20"/>
-          <w:szCs w:val="20"/>
-          <w:rtl w:val="0"/>
-        </w:rPr>
-        <w:t xml:space="preserve">   👈   </w:t>
-      </w:r>
-      <w:hyperlink r:id="rId28">
-        <w:r>
-          <w:rPr>
-            <w:rFonts w:ascii="Spectral" w:cs="Spectral" w:eastAsia="Spectral" w:hAnsi="Spectral"/>
-            <w:sz w:val="20"/>
-            <w:szCs w:val="20"/>
-            <w:u w:val="single"/>
-            <w:rtl w:val="0"/>
-          </w:rPr>
-          <w:t xml:space="preserve">GitHub Repository</w:t>
-        </w:r>
-      </w:hyperlink>
-      <w:r>
-        <w:rPr>
-          <w:rFonts w:ascii="Spectral" w:cs="Spectral" w:eastAsia="Spectral" w:hAnsi="Spectral"/>
-          <w:sz w:val="20"/>
-          <w:szCs w:val="20"/>
-          <w:rtl w:val="0"/>
-        </w:rPr>
-        <w:t xml:space="preserve">  </w:t>
-      </w:r>
-      <w:r>
-        <w:rPr>
-          <w:rFonts w:ascii="Spectral" w:cs="Spectral" w:eastAsia="Spectral" w:hAnsi="Spectral"/>
-          <w:sz w:val="20"/>
-          <w:szCs w:val="20"/>
-          <w:rtl w:val="0"/>
-        </w:rPr>
-        <w:t xml:space="preserve"> 👈</w:t>
-      </w:r>
-    </w:p>
-    <w:p>
-      <w:pPr>
-        <w:ind w:left="720" w:firstLine="0"/>
+          <w:rtl w:val="0"/>
+        </w:rPr>
+      </w:r>
+    </w:p>
+    <w:p>
+      <w:pPr>
+        <w:ind w:left="0" w:firstLine="0"/>
         <w:rPr>
           <w:rFonts w:ascii="Spectral" w:cs="Spectral" w:eastAsia="Spectral" w:hAnsi="Spectral"/>
           <w:sz w:val="20"/>
@@ -1822,7 +1653,7 @@
           <w:szCs w:val="20"/>
           <w:rtl w:val="0"/>
         </w:rPr>
-        <w:t xml:space="preserve">Chingu Voyage 57 (2025). </w:t>
+        <w:t xml:space="preserve">Chingu Voyage 56 (2025). </w:t>
       </w:r>
       <w:r>
         <w:rPr>
@@ -1831,8 +1662,8 @@
       </w:r>
     </w:p>
     <w:sectPr>
-      <w:headerReference r:id="rId29" w:type="default"/>
-      <w:footerReference r:id="rId30" w:type="default"/>
+      <w:headerReference r:id="rId23" w:type="default"/>
+      <w:footerReference r:id="rId24" w:type="default"/>
       <w:pgSz w:h="15840" w:w="12240" w:orient="portrait"/>
       <w:pgMar w:bottom="864" w:top="864" w:left="864" w:right="864" w:header="432" w:footer="432"/>
       <w:pgNumType w:start="1"/>
